--- a/TablesFigures/mod_exp_2016_2023_output.docx
+++ b/TablesFigures/mod_exp_2016_2023_output.docx
@@ -19,9 +19,9 @@
       <w:tblGrid>
         <w:gridCol w:w="4422"/>
         <w:gridCol w:w="1266"/>
-        <w:gridCol w:w="961"/>
+        <w:gridCol w:w="839"/>
         <w:gridCol w:w="1084"/>
-        <w:gridCol w:w="1475"/>
+        <w:gridCol w:w="1431"/>
       </w:tblGrid>
       <w:tr>
         <w:trPr>
@@ -395,7 +395,7 @@
                 <w:szCs w:val="22"/>
                 <w:color w:val="000000"/>
               </w:rPr>
-              <w:t xml:space="preserve">4.715</w:t>
+              <w:t xml:space="preserve">5.199</w:t>
             </w:r>
           </w:p>
         </w:tc>
@@ -447,7 +447,7 @@
                 <w:szCs w:val="22"/>
                 <w:color w:val="000000"/>
               </w:rPr>
-              <w:t xml:space="preserve">0.4</w:t>
+              <w:t xml:space="preserve">0.44</w:t>
             </w:r>
           </w:p>
         </w:tc>
@@ -499,7 +499,7 @@
                 <w:szCs w:val="22"/>
                 <w:color w:val="000000"/>
               </w:rPr>
-              <w:t xml:space="preserve">11.654</w:t>
+              <w:t xml:space="preserve">11.913</w:t>
             </w:r>
           </w:p>
         </w:tc>
@@ -551,7 +551,32 @@
                 <w:szCs w:val="22"/>
                 <w:color w:val="000000"/>
               </w:rPr>
-              <w:t xml:space="preserve">2.2e-31 ***</w:t>
+              <w:t xml:space="preserve">1.0</w:t>
+            </w:r>
+            <w:r>
+              <w:rPr>
+                <w:rFonts w:ascii="Helvetica" w:hAnsi="Helvetica" w:eastAsia="Helvetica" w:cs="Helvetica"/>
+                <w:i w:val="false"/>
+                <w:b w:val="false"/>
+                <w:u w:val="none"/>
+                <w:sz w:val="22"/>
+                <w:szCs w:val="22"/>
+                <w:color w:val="000000"/>
+              </w:rPr>
+              <w:t xml:space="preserve"> × 10</w:t>
+            </w:r>
+            <w:r>
+              <w:rPr>
+                <w:rFonts w:ascii="Helvetica" w:hAnsi="Helvetica" w:eastAsia="Helvetica" w:cs="Helvetica"/>
+                <w:i w:val="false"/>
+                <w:b w:val="false"/>
+                <w:u w:val="none"/>
+                <w:vertAlign w:val="superscript"/>
+                <w:sz w:val="22"/>
+                <w:szCs w:val="22"/>
+                <w:color w:val="000000"/>
+              </w:rPr>
+              <w:t xml:space="preserve">-32</w:t>
             </w:r>
           </w:p>
         </w:tc>
@@ -661,7 +686,7 @@
                 <w:szCs w:val="22"/>
                 <w:color w:val="000000"/>
               </w:rPr>
-              <w:t xml:space="preserve">0.242</w:t>
+              <w:t xml:space="preserve">0.248</w:t>
             </w:r>
           </w:p>
         </w:tc>
@@ -765,7 +790,7 @@
                 <w:szCs w:val="22"/>
                 <w:color w:val="000000"/>
               </w:rPr>
-              <w:t xml:space="preserve">4.294</w:t>
+              <w:t xml:space="preserve">3.919</w:t>
             </w:r>
           </w:p>
         </w:tc>
@@ -817,7 +842,32 @@
                 <w:szCs w:val="22"/>
                 <w:color w:val="000000"/>
               </w:rPr>
-              <w:t xml:space="preserve">1.8e-05 ***</w:t>
+              <w:t xml:space="preserve">9.0</w:t>
+            </w:r>
+            <w:r>
+              <w:rPr>
+                <w:rFonts w:ascii="Helvetica" w:hAnsi="Helvetica" w:eastAsia="Helvetica" w:cs="Helvetica"/>
+                <w:i w:val="false"/>
+                <w:b w:val="false"/>
+                <w:u w:val="none"/>
+                <w:sz w:val="22"/>
+                <w:szCs w:val="22"/>
+                <w:color w:val="000000"/>
+              </w:rPr>
+              <w:t xml:space="preserve"> × 10</w:t>
+            </w:r>
+            <w:r>
+              <w:rPr>
+                <w:rFonts w:ascii="Helvetica" w:hAnsi="Helvetica" w:eastAsia="Helvetica" w:cs="Helvetica"/>
+                <w:i w:val="false"/>
+                <w:b w:val="false"/>
+                <w:u w:val="none"/>
+                <w:vertAlign w:val="superscript"/>
+                <w:sz w:val="22"/>
+                <w:szCs w:val="22"/>
+                <w:color w:val="000000"/>
+              </w:rPr>
+              <w:t xml:space="preserve">-5</w:t>
             </w:r>
           </w:p>
         </w:tc>
@@ -875,7 +925,7 @@
                 <w:szCs w:val="22"/>
                 <w:color w:val="000000"/>
               </w:rPr>
-              <w:t xml:space="preserve">Conspecific density</w:t>
+              <w:t xml:space="preserve">Seal density</w:t>
             </w:r>
           </w:p>
         </w:tc>
@@ -927,7 +977,7 @@
                 <w:szCs w:val="22"/>
                 <w:color w:val="000000"/>
               </w:rPr>
-              <w:t xml:space="preserve">-0.037</w:t>
+              <w:t xml:space="preserve">-0.049</w:t>
             </w:r>
           </w:p>
         </w:tc>
@@ -1031,7 +1081,7 @@
                 <w:szCs w:val="22"/>
                 <w:color w:val="000000"/>
               </w:rPr>
-              <w:t xml:space="preserve">-2.926</w:t>
+              <w:t xml:space="preserve">-3.579</w:t>
             </w:r>
           </w:p>
         </w:tc>
@@ -1083,7 +1133,32 @@
                 <w:szCs w:val="22"/>
                 <w:color w:val="000000"/>
               </w:rPr>
-              <w:t xml:space="preserve">0.0034 **</w:t>
+              <w:t xml:space="preserve">3.0</w:t>
+            </w:r>
+            <w:r>
+              <w:rPr>
+                <w:rFonts w:ascii="Helvetica" w:hAnsi="Helvetica" w:eastAsia="Helvetica" w:cs="Helvetica"/>
+                <w:i w:val="false"/>
+                <w:b w:val="false"/>
+                <w:u w:val="none"/>
+                <w:sz w:val="22"/>
+                <w:szCs w:val="22"/>
+                <w:color w:val="000000"/>
+              </w:rPr>
+              <w:t xml:space="preserve"> × 10</w:t>
+            </w:r>
+            <w:r>
+              <w:rPr>
+                <w:rFonts w:ascii="Helvetica" w:hAnsi="Helvetica" w:eastAsia="Helvetica" w:cs="Helvetica"/>
+                <w:i w:val="false"/>
+                <w:b w:val="false"/>
+                <w:u w:val="none"/>
+                <w:vertAlign w:val="superscript"/>
+                <w:sz w:val="22"/>
+                <w:szCs w:val="22"/>
+                <w:color w:val="000000"/>
+              </w:rPr>
+              <w:t xml:space="preserve">-4</w:t>
             </w:r>
           </w:p>
         </w:tc>
@@ -1297,7 +1372,7 @@
                 <w:szCs w:val="22"/>
                 <w:color w:val="000000"/>
               </w:rPr>
-              <w:t xml:space="preserve">-3.932</w:t>
+              <w:t xml:space="preserve">-3.785</w:t>
             </w:r>
           </w:p>
         </w:tc>
@@ -1349,7 +1424,32 @@
                 <w:szCs w:val="22"/>
                 <w:color w:val="000000"/>
               </w:rPr>
-              <w:t xml:space="preserve">8.4e-05 ***</w:t>
+              <w:t xml:space="preserve">2.0</w:t>
+            </w:r>
+            <w:r>
+              <w:rPr>
+                <w:rFonts w:ascii="Helvetica" w:hAnsi="Helvetica" w:eastAsia="Helvetica" w:cs="Helvetica"/>
+                <w:i w:val="false"/>
+                <w:b w:val="false"/>
+                <w:u w:val="none"/>
+                <w:sz w:val="22"/>
+                <w:szCs w:val="22"/>
+                <w:color w:val="000000"/>
+              </w:rPr>
+              <w:t xml:space="preserve"> × 10</w:t>
+            </w:r>
+            <w:r>
+              <w:rPr>
+                <w:rFonts w:ascii="Helvetica" w:hAnsi="Helvetica" w:eastAsia="Helvetica" w:cs="Helvetica"/>
+                <w:i w:val="false"/>
+                <w:b w:val="false"/>
+                <w:u w:val="none"/>
+                <w:vertAlign w:val="superscript"/>
+                <w:sz w:val="22"/>
+                <w:szCs w:val="22"/>
+                <w:color w:val="000000"/>
+              </w:rPr>
+              <w:t xml:space="preserve">-4</w:t>
             </w:r>
           </w:p>
         </w:tc>
@@ -1459,7 +1559,7 @@
                 <w:szCs w:val="22"/>
                 <w:color w:val="000000"/>
               </w:rPr>
-              <w:t xml:space="preserve">2.619</w:t>
+              <w:t xml:space="preserve">3.05</w:t>
             </w:r>
           </w:p>
         </w:tc>
@@ -1511,7 +1611,7 @@
                 <w:szCs w:val="22"/>
                 <w:color w:val="000000"/>
               </w:rPr>
-              <w:t xml:space="preserve">1.618</w:t>
+              <w:t xml:space="preserve"/>
             </w:r>
           </w:p>
         </w:tc>
@@ -1725,7 +1825,7 @@
                 <w:szCs w:val="22"/>
                 <w:color w:val="000000"/>
               </w:rPr>
-              <w:t xml:space="preserve">0.039</w:t>
+              <w:t xml:space="preserve">0.034</w:t>
             </w:r>
           </w:p>
         </w:tc>
@@ -1777,7 +1877,7 @@
                 <w:szCs w:val="22"/>
                 <w:color w:val="000000"/>
               </w:rPr>
-              <w:t xml:space="preserve">0.198</w:t>
+              <w:t xml:space="preserve"/>
             </w:r>
           </w:p>
         </w:tc>
